--- a/Project for Capstone 2/student_risk_system/Huong-dan-tinh-nang-moi.docx
+++ b/Project for Capstone 2/student_risk_system/Huong-dan-tinh-nang-moi.docx
@@ -78,7 +78,7 @@
           <w:sz w:val="28"/>
           <w:szCs w:val="28"/>
         </w:rPr>
-        <w:t xml:space="preserve">1. Bảng điểm theo môn (nhập điểm cả lớp)</w:t>
+        <w:t xml:space="preserve">1. Nhập điểm cả lớp trên một lưới</w:t>
       </w:r>
     </w:p>
     <w:p>
@@ -109,10 +109,10 @@
           <w:sz w:val="22"/>
           <w:szCs w:val="22"/>
         </w:rPr>
-        <w:t xml:space="preserve">Đăng nhập cố vấn/quản lý → menu trái mục “Bảng điểm”.</w:t>
-      </w:r>
-    </w:p>
-    <w:p>Chọn môn (mã · học kỳ) → lưới hiện tất cả sinh viên; gõ TX/GK/CK, tổng &amp; điểm chữ tính trực tiếp.</w:p>
+        <w:t xml:space="preserve">Đăng nhập cố vấn/giáo viên → menu trái mục “Nhập điểm”.</w:t>
+      </w:r>
+    </w:p>
+    <w:p>Chọn lớp (mã · học kỳ) → lưới hiện toàn bộ sinh viên của lớp; gõ TX/GK/CK, tổng &amp; điểm chữ tính trực tiếp. Chỉ hiện lớp bạn được phân công dạy.</w:p>
     <w:p>
       Bấm 
       <w:r>
@@ -123,7 +123,7 @@
           <w:sz w:val="22"/>
           <w:szCs w:val="22"/>
         </w:rPr>
-        <w:t xml:space="preserve">“Lưu tất cả”</w:t>
+        <w:t xml:space="preserve">“Lưu điểm”</w:t>
       </w:r>
       <w:r>
         <w:rPr>
@@ -144,36 +144,35 @@
           <w:sz w:val="22"/>
           <w:szCs w:val="22"/>
         </w:rPr>
-        <w:t xml:space="preserve">“Xuất Excel”</w:t>
-      </w:r>
-      <w:r>
-        <w:rPr>
-          <w:rFonts w:ascii="Calibri" w:cs="Calibri" w:eastAsia="Calibri" w:hAnsi="Calibri"/>
-          <w:sz w:val="22"/>
-          <w:szCs w:val="22"/>
-        </w:rPr>
-        <w:t xml:space="preserve">: tải bảng điểm môn ra CSV (đúng cột để nhập lại) → sửa offline → “Nhập điểm”. Vòng download→sửa→upload như cổng trường.</w:t>
-      </w:r>
-    </w:p>
-    <w:p>
-      Nút 
-      <w:r>
-        <w:rPr>
-          <w:rFonts w:ascii="Calibri" w:cs="Calibri" w:eastAsia="Calibri" w:hAnsi="Calibri"/>
-          <w:b/>
-          <w:bCs/>
-          <w:sz w:val="22"/>
-          <w:szCs w:val="22"/>
-        </w:rPr>
-        <w:t xml:space="preserve">“Khóa điểm”</w:t>
-      </w:r>
-      <w:r>
-        <w:rPr>
-          <w:rFonts w:ascii="Calibri" w:cs="Calibri" w:eastAsia="Calibri" w:hAnsi="Calibri"/>
-          <w:sz w:val="22"/>
-          <w:szCs w:val="22"/>
-        </w:rPr>
-        <w:t xml:space="preserve">: chốt điểm — khi khóa, không sửa được (nhập tay &amp; import đều bỏ qua). Bấm “Mở khóa” để chỉnh lại.</w:t>
+        <w:t xml:space="preserve">“Tải mẫu điểm”</w:t>
+      </w:r>
+      <w:r>
+        <w:rPr>
+          <w:rFonts w:ascii="Calibri" w:cs="Calibri" w:eastAsia="Calibri" w:hAnsi="Calibri"/>
+          <w:sz w:val="22"/>
+          <w:szCs w:val="22"/>
+        </w:rPr>
+        <w:t xml:space="preserve"> (ở trang Sinh viên): tải về file .xlsx đúng cột → điền bằng Excel → “Nhập điểm (Excel)”. Vòng tải mẫu → điền → tải lên, như cổng trường.</w:t>
+      </w:r>
+    </w:p>
+    <w:p>
+      <w:r>
+        <w:rPr>
+          <w:rFonts w:ascii="Calibri" w:cs="Calibri" w:eastAsia="Calibri" w:hAnsi="Calibri"/>
+          <w:b/>
+          <w:bCs/>
+          <w:sz w:val="22"/>
+          <w:szCs w:val="22"/>
+        </w:rPr>
+        <w:t xml:space="preserve">Khóa điểm</w:t>
+      </w:r>
+      <w:r>
+        <w:rPr>
+          <w:rFonts w:ascii="Calibri" w:cs="Calibri" w:eastAsia="Calibri" w:hAnsi="Calibri"/>
+          <w:sz w:val="22"/>
+          <w:szCs w:val="22"/>
+        </w:rPr>
+        <w:t xml:space="preserve">: môn đã khóa thì không sửa được — nhập tay báo lỗi, import tự bỏ qua và báo “{n} dòng đã khóa”. Trạng thái khóa nằm ở cột courses.locked trong CSDL; hiện chưa có nút bật/tắt trên giao diện.</w:t>
       </w:r>
     </w:p>
     <w:p>
